--- a/AI Project.docx
+++ b/AI Project.docx
@@ -127,13 +127,6 @@
       </w:r>
     </w:p>
     <w:p>
-      <w:r>
-        <w:pict w14:anchorId="22093775">
-          <v:rect id="_x0000_i1175" style="width:0;height:1.5pt" o:hralign="center" o:hrstd="t" o:hr="t" fillcolor="#a0a0a0" stroked="f"/>
-        </w:pict>
-      </w:r>
-    </w:p>
-    <w:p>
       <w:pPr>
         <w:rPr>
           <w:b/>
@@ -149,34 +142,19 @@
           <w:sz w:val="24"/>
           <w:szCs w:val="24"/>
         </w:rPr>
-        <w:t>1. Problem Statement</w:t>
-      </w:r>
-    </w:p>
-    <w:p>
-      <w:r>
-        <w:t>Traffic congestion is a major problem in urban areas due to inefficient traffic signal control systems that operate on fixed timing mechanisms. These systems fail to adapt to real-time traffic conditions, leading to increased waiting time, fuel consumption, and congestion.</w:t>
-      </w:r>
-      <w:r>
-        <w:br/>
-        <w:t>The objective of this project is to design an AI-based intelligent traffic signal control system that dynamically controls traffic signals based on traffic density using artificial intelligence techniques.</w:t>
-      </w:r>
-    </w:p>
-    <w:p>
-      <w:r>
-        <w:pict w14:anchorId="56A13900">
-          <v:rect id="_x0000_i1176" style="width:0;height:1.5pt" o:hralign="center" o:hrstd="t" o:hr="t" fillcolor="#a0a0a0" stroked="f"/>
-        </w:pict>
-      </w:r>
-    </w:p>
-    <w:p>
-      <w:pPr>
+        <w:t xml:space="preserve">Git </w:t>
+      </w:r>
+      <w:proofErr w:type="gramStart"/>
+      <w:r>
         <w:rPr>
           <w:b/>
           <w:bCs/>
           <w:sz w:val="24"/>
           <w:szCs w:val="24"/>
         </w:rPr>
-      </w:pPr>
+        <w:t>Hub :</w:t>
+      </w:r>
+      <w:proofErr w:type="gramEnd"/>
       <w:r>
         <w:rPr>
           <w:b/>
@@ -184,6 +162,112 @@
           <w:sz w:val="24"/>
           <w:szCs w:val="24"/>
         </w:rPr>
+        <w:fldChar w:fldCharType="begin"/>
+      </w:r>
+      <w:r>
+        <w:rPr>
+          <w:b/>
+          <w:bCs/>
+          <w:sz w:val="24"/>
+          <w:szCs w:val="24"/>
+        </w:rPr>
+        <w:instrText>HYPERLINK "https://github.com/bhagyeshpatil05/AI-Traffic-Signal"</w:instrText>
+      </w:r>
+      <w:r>
+        <w:rPr>
+          <w:b/>
+          <w:bCs/>
+          <w:sz w:val="24"/>
+          <w:szCs w:val="24"/>
+        </w:rPr>
+      </w:r>
+      <w:r>
+        <w:rPr>
+          <w:b/>
+          <w:bCs/>
+          <w:sz w:val="24"/>
+          <w:szCs w:val="24"/>
+        </w:rPr>
+        <w:fldChar w:fldCharType="separate"/>
+      </w:r>
+      <w:r>
+        <w:rPr>
+          <w:rStyle w:val="Hyperlink"/>
+          <w:b/>
+          <w:bCs/>
+          <w:sz w:val="24"/>
+          <w:szCs w:val="24"/>
+        </w:rPr>
+        <w:t>https://github.com/bhagyeshpatil05/AI-Traffic-Signal</w:t>
+      </w:r>
+      <w:r>
+        <w:rPr>
+          <w:b/>
+          <w:bCs/>
+          <w:sz w:val="24"/>
+          <w:szCs w:val="24"/>
+        </w:rPr>
+        <w:fldChar w:fldCharType="end"/>
+      </w:r>
+    </w:p>
+    <w:p>
+      <w:r>
+        <w:pict w14:anchorId="22093775">
+          <v:rect id="_x0000_i1175" style="width:0;height:1.5pt" o:hralign="center" o:hrstd="t" o:hr="t" fillcolor="#a0a0a0" stroked="f"/>
+        </w:pict>
+      </w:r>
+    </w:p>
+    <w:p>
+      <w:pPr>
+        <w:rPr>
+          <w:b/>
+          <w:bCs/>
+          <w:sz w:val="24"/>
+          <w:szCs w:val="24"/>
+        </w:rPr>
+      </w:pPr>
+      <w:r>
+        <w:rPr>
+          <w:b/>
+          <w:bCs/>
+          <w:sz w:val="24"/>
+          <w:szCs w:val="24"/>
+        </w:rPr>
+        <w:t>1. Problem Statement</w:t>
+      </w:r>
+    </w:p>
+    <w:p>
+      <w:r>
+        <w:t>Traffic congestion is a major problem in urban areas due to inefficient traffic signal control systems that operate on fixed timing mechanisms. These systems fail to adapt to real-time traffic conditions, leading to increased waiting time, fuel consumption, and congestion.</w:t>
+      </w:r>
+      <w:r>
+        <w:br/>
+        <w:t>The objective of this project is to design an AI-based intelligent traffic signal control system that dynamically controls traffic signals based on traffic density using artificial intelligence techniques.</w:t>
+      </w:r>
+    </w:p>
+    <w:p>
+      <w:r>
+        <w:pict w14:anchorId="56A13900">
+          <v:rect id="_x0000_i1176" style="width:0;height:1.5pt" o:hralign="center" o:hrstd="t" o:hr="t" fillcolor="#a0a0a0" stroked="f"/>
+        </w:pict>
+      </w:r>
+    </w:p>
+    <w:p>
+      <w:pPr>
+        <w:rPr>
+          <w:b/>
+          <w:bCs/>
+          <w:sz w:val="24"/>
+          <w:szCs w:val="24"/>
+        </w:rPr>
+      </w:pPr>
+      <w:r>
+        <w:rPr>
+          <w:b/>
+          <w:bCs/>
+          <w:sz w:val="24"/>
+          <w:szCs w:val="24"/>
+        </w:rPr>
         <w:t>2. Objectives</w:t>
       </w:r>
     </w:p>
@@ -381,6 +465,7 @@
         </w:numPr>
       </w:pPr>
       <w:r>
+        <w:lastRenderedPageBreak/>
         <w:t>Input is validated using predefined constraints</w:t>
       </w:r>
     </w:p>
@@ -392,7 +477,6 @@
         </w:numPr>
       </w:pPr>
       <w:r>
-        <w:lastRenderedPageBreak/>
         <w:t>Traffic values are limited within a valid range to avoid illegal states</w:t>
       </w:r>
     </w:p>
@@ -715,6 +799,7 @@
     <w:p/>
     <w:p>
       <w:r>
+        <w:lastRenderedPageBreak/>
         <w:t xml:space="preserve">    def __</w:t>
       </w:r>
       <w:proofErr w:type="spellStart"/>
@@ -744,7 +829,6 @@
     </w:p>
     <w:p>
       <w:r>
-        <w:lastRenderedPageBreak/>
         <w:t xml:space="preserve">        </w:t>
       </w:r>
       <w:proofErr w:type="spellStart"/>
@@ -1212,7 +1296,6 @@
           <w:b/>
           <w:bCs/>
         </w:rPr>
-        <w:lastRenderedPageBreak/>
         <w:t xml:space="preserve"># -------------------- UNIT – </w:t>
       </w:r>
       <w:proofErr w:type="gramStart"/>
@@ -1432,7 +1515,6 @@
     <w:p/>
     <w:p>
       <w:r>
-        <w:lastRenderedPageBreak/>
         <w:t xml:space="preserve">    agent = </w:t>
       </w:r>
       <w:proofErr w:type="spellStart"/>
@@ -2736,6 +2818,7 @@
           <w:lang w:eastAsia="en-IN" w:bidi="mr-IN"/>
           <w14:ligatures w14:val="none"/>
         </w:rPr>
+        <w:lastRenderedPageBreak/>
         <w:t>After :</w:t>
       </w:r>
       <w:proofErr w:type="gramEnd"/>
@@ -2825,7 +2908,6 @@
           <w:lang w:eastAsia="en-IN" w:bidi="mr-IN"/>
           <w14:ligatures w14:val="none"/>
         </w:rPr>
-        <w:lastRenderedPageBreak/>
         <w:t>Cycle 6 → Green Signal: East</w:t>
       </w:r>
     </w:p>

--- a/AI Project.docx
+++ b/AI Project.docx
@@ -142,9 +142,8 @@
           <w:sz w:val="24"/>
           <w:szCs w:val="24"/>
         </w:rPr>
-        <w:t xml:space="preserve">Git </w:t>
-      </w:r>
-      <w:proofErr w:type="gramStart"/>
+        <w:t>Git Hub :</w:t>
+      </w:r>
       <w:r>
         <w:rPr>
           <w:b/>
@@ -152,18 +151,37 @@
           <w:sz w:val="24"/>
           <w:szCs w:val="24"/>
         </w:rPr>
-        <w:t>Hub :</w:t>
-      </w:r>
-      <w:proofErr w:type="gramEnd"/>
-      <w:r>
+        <w:t xml:space="preserve"> </w:t>
+      </w:r>
+      <w:hyperlink r:id="rId5" w:history="1">
+        <w:r>
+          <w:rPr>
+            <w:rStyle w:val="Hyperlink"/>
+            <w:b/>
+            <w:bCs/>
+            <w:sz w:val="24"/>
+            <w:szCs w:val="24"/>
+          </w:rPr>
+          <w:t>https://github.com/bhagyeshpatil05/Traffic-Signal</w:t>
+        </w:r>
+      </w:hyperlink>
+    </w:p>
+    <w:p>
+      <w:r>
+        <w:pict w14:anchorId="22093775">
+          <v:rect id="_x0000_i1175" style="width:0;height:1.5pt" o:hralign="center" o:hrstd="t" o:hr="t" fillcolor="#a0a0a0" stroked="f"/>
+        </w:pict>
+      </w:r>
+    </w:p>
+    <w:p>
+      <w:pPr>
         <w:rPr>
           <w:b/>
           <w:bCs/>
           <w:sz w:val="24"/>
           <w:szCs w:val="24"/>
         </w:rPr>
-        <w:fldChar w:fldCharType="begin"/>
-      </w:r>
+      </w:pPr>
       <w:r>
         <w:rPr>
           <w:b/>
@@ -171,16 +189,34 @@
           <w:sz w:val="24"/>
           <w:szCs w:val="24"/>
         </w:rPr>
-        <w:instrText>HYPERLINK "https://github.com/bhagyeshpatil05/AI-Traffic-Signal"</w:instrText>
-      </w:r>
-      <w:r>
+        <w:t>1. Problem Statement</w:t>
+      </w:r>
+    </w:p>
+    <w:p>
+      <w:r>
+        <w:t>Traffic congestion is a major problem in urban areas due to inefficient traffic signal control systems that operate on fixed timing mechanisms. These systems fail to adapt to real-time traffic conditions, leading to increased waiting time, fuel consumption, and congestion.</w:t>
+      </w:r>
+      <w:r>
+        <w:br/>
+        <w:t>The objective of this project is to design an AI-based intelligent traffic signal control system that dynamically controls traffic signals based on traffic density using artificial intelligence techniques.</w:t>
+      </w:r>
+    </w:p>
+    <w:p>
+      <w:r>
+        <w:pict w14:anchorId="56A13900">
+          <v:rect id="_x0000_i1176" style="width:0;height:1.5pt" o:hralign="center" o:hrstd="t" o:hr="t" fillcolor="#a0a0a0" stroked="f"/>
+        </w:pict>
+      </w:r>
+    </w:p>
+    <w:p>
+      <w:pPr>
         <w:rPr>
           <w:b/>
           <w:bCs/>
           <w:sz w:val="24"/>
           <w:szCs w:val="24"/>
         </w:rPr>
-      </w:r>
+      </w:pPr>
       <w:r>
         <w:rPr>
           <w:b/>
@@ -188,18 +224,85 @@
           <w:sz w:val="24"/>
           <w:szCs w:val="24"/>
         </w:rPr>
-        <w:fldChar w:fldCharType="separate"/>
-      </w:r>
-      <w:r>
-        <w:rPr>
-          <w:rStyle w:val="Hyperlink"/>
+        <w:t>2. Objectives</w:t>
+      </w:r>
+    </w:p>
+    <w:p>
+      <w:r>
+        <w:t>The main objectives of this project are:</w:t>
+      </w:r>
+    </w:p>
+    <w:p>
+      <w:pPr>
+        <w:numPr>
+          <w:ilvl w:val="0"/>
+          <w:numId w:val="7"/>
+        </w:numPr>
+      </w:pPr>
+      <w:r>
+        <w:t>To design an intelligent agent for traffic signal control</w:t>
+      </w:r>
+    </w:p>
+    <w:p>
+      <w:pPr>
+        <w:numPr>
+          <w:ilvl w:val="0"/>
+          <w:numId w:val="7"/>
+        </w:numPr>
+      </w:pPr>
+      <w:r>
+        <w:t>To represent the traffic control problem as a state space search problem</w:t>
+      </w:r>
+    </w:p>
+    <w:p>
+      <w:pPr>
+        <w:numPr>
+          <w:ilvl w:val="0"/>
+          <w:numId w:val="7"/>
+        </w:numPr>
+      </w:pPr>
+      <w:r>
+        <w:t>To apply heuristic search techniques for optimal signal selection</w:t>
+      </w:r>
+    </w:p>
+    <w:p>
+      <w:pPr>
+        <w:numPr>
+          <w:ilvl w:val="0"/>
+          <w:numId w:val="7"/>
+        </w:numPr>
+      </w:pPr>
+      <w:r>
+        <w:t>To apply constraint satisfaction techniques to ensure valid signal operations</w:t>
+      </w:r>
+    </w:p>
+    <w:p>
+      <w:pPr>
+        <w:numPr>
+          <w:ilvl w:val="0"/>
+          <w:numId w:val="7"/>
+        </w:numPr>
+      </w:pPr>
+      <w:r>
+        <w:t>To reduce traffic congestion and waiting time</w:t>
+      </w:r>
+    </w:p>
+    <w:p>
+      <w:r>
+        <w:pict w14:anchorId="0214A95E">
+          <v:rect id="_x0000_i1177" style="width:0;height:1.5pt" o:hralign="center" o:hrstd="t" o:hr="t" fillcolor="#a0a0a0" stroked="f"/>
+        </w:pict>
+      </w:r>
+    </w:p>
+    <w:p>
+      <w:pPr>
+        <w:rPr>
           <w:b/>
           <w:bCs/>
           <w:sz w:val="24"/>
           <w:szCs w:val="24"/>
         </w:rPr>
-        <w:t>https://github.com/bhagyeshpatil05/AI-Traffic-Signal</w:t>
-      </w:r>
+      </w:pPr>
       <w:r>
         <w:rPr>
           <w:b/>
@@ -207,14 +310,7 @@
           <w:sz w:val="24"/>
           <w:szCs w:val="24"/>
         </w:rPr>
-        <w:fldChar w:fldCharType="end"/>
-      </w:r>
-    </w:p>
-    <w:p>
-      <w:r>
-        <w:pict w14:anchorId="22093775">
-          <v:rect id="_x0000_i1175" style="width:0;height:1.5pt" o:hralign="center" o:hrstd="t" o:hr="t" fillcolor="#a0a0a0" stroked="f"/>
-        </w:pict>
+        <w:t>3. Methodology</w:t>
       </w:r>
     </w:p>
     <w:p>
@@ -233,22 +329,57 @@
           <w:sz w:val="24"/>
           <w:szCs w:val="24"/>
         </w:rPr>
-        <w:t>1. Problem Statement</w:t>
-      </w:r>
-    </w:p>
-    <w:p>
-      <w:r>
-        <w:t>Traffic congestion is a major problem in urban areas due to inefficient traffic signal control systems that operate on fixed timing mechanisms. These systems fail to adapt to real-time traffic conditions, leading to increased waiting time, fuel consumption, and congestion.</w:t>
-      </w:r>
-      <w:r>
-        <w:br/>
-        <w:t>The objective of this project is to design an AI-based intelligent traffic signal control system that dynamically controls traffic signals based on traffic density using artificial intelligence techniques.</w:t>
-      </w:r>
-    </w:p>
-    <w:p>
-      <w:r>
-        <w:pict w14:anchorId="56A13900">
-          <v:rect id="_x0000_i1176" style="width:0;height:1.5pt" o:hralign="center" o:hrstd="t" o:hr="t" fillcolor="#a0a0a0" stroked="f"/>
+        <w:t>3.1 System Design</w:t>
+      </w:r>
+    </w:p>
+    <w:p>
+      <w:pPr>
+        <w:numPr>
+          <w:ilvl w:val="0"/>
+          <w:numId w:val="8"/>
+        </w:numPr>
+      </w:pPr>
+      <w:r>
+        <w:t>The traffic signal controller is designed as an intelligent agent</w:t>
+      </w:r>
+    </w:p>
+    <w:p>
+      <w:pPr>
+        <w:numPr>
+          <w:ilvl w:val="0"/>
+          <w:numId w:val="8"/>
+        </w:numPr>
+      </w:pPr>
+      <w:r>
+        <w:t>The traffic environment consists of four roads: North, East, South, and West</w:t>
+      </w:r>
+    </w:p>
+    <w:p>
+      <w:pPr>
+        <w:numPr>
+          <w:ilvl w:val="0"/>
+          <w:numId w:val="8"/>
+        </w:numPr>
+      </w:pPr>
+      <w:r>
+        <w:t>Traffic density on each road is represented by the number of vehicles</w:t>
+      </w:r>
+    </w:p>
+    <w:p>
+      <w:pPr>
+        <w:numPr>
+          <w:ilvl w:val="0"/>
+          <w:numId w:val="8"/>
+        </w:numPr>
+      </w:pPr>
+      <w:r>
+        <w:t>The agent decides which road should get the green signal</w:t>
+      </w:r>
+    </w:p>
+    <w:p>
+      <w:r>
+        <w:pict w14:anchorId="6DB231FE">
+          <v:rect id="_x0000_i1178" style="width:0;height:1.5pt" o:hralign="center" o:hrstd="t" o:hr="t" fillcolor="#a0a0a0" stroked="f"/>
         </w:pict>
       </w:r>
     </w:p>
@@ -268,73 +399,47 @@
           <w:sz w:val="24"/>
           <w:szCs w:val="24"/>
         </w:rPr>
-        <w:t>2. Objectives</w:t>
-      </w:r>
-    </w:p>
-    <w:p>
-      <w:r>
-        <w:t>The main objectives of this project are:</w:t>
+        <w:t>3.2 Data Input</w:t>
       </w:r>
     </w:p>
     <w:p>
       <w:pPr>
         <w:numPr>
           <w:ilvl w:val="0"/>
-          <w:numId w:val="7"/>
+          <w:numId w:val="9"/>
         </w:numPr>
       </w:pPr>
       <w:r>
-        <w:t>To design an intelligent agent for traffic signal control</w:t>
+        <w:t>Traffic density values are provided as user input</w:t>
       </w:r>
     </w:p>
     <w:p>
       <w:pPr>
         <w:numPr>
           <w:ilvl w:val="0"/>
-          <w:numId w:val="7"/>
+          <w:numId w:val="9"/>
         </w:numPr>
       </w:pPr>
       <w:r>
-        <w:t>To represent the traffic control problem as a state space search problem</w:t>
+        <w:lastRenderedPageBreak/>
+        <w:t>Input is validated using predefined constraints</w:t>
       </w:r>
     </w:p>
     <w:p>
       <w:pPr>
         <w:numPr>
           <w:ilvl w:val="0"/>
-          <w:numId w:val="7"/>
+          <w:numId w:val="9"/>
         </w:numPr>
       </w:pPr>
       <w:r>
-        <w:t>To apply heuristic search techniques for optimal signal selection</w:t>
-      </w:r>
-    </w:p>
-    <w:p>
-      <w:pPr>
-        <w:numPr>
-          <w:ilvl w:val="0"/>
-          <w:numId w:val="7"/>
-        </w:numPr>
-      </w:pPr>
-      <w:r>
-        <w:t>To apply constraint satisfaction techniques to ensure valid signal operations</w:t>
-      </w:r>
-    </w:p>
-    <w:p>
-      <w:pPr>
-        <w:numPr>
-          <w:ilvl w:val="0"/>
-          <w:numId w:val="7"/>
-        </w:numPr>
-      </w:pPr>
-      <w:r>
-        <w:t>To reduce traffic congestion and waiting time</w:t>
-      </w:r>
-    </w:p>
-    <w:p>
-      <w:r>
-        <w:pict w14:anchorId="0214A95E">
-          <v:rect id="_x0000_i1177" style="width:0;height:1.5pt" o:hralign="center" o:hrstd="t" o:hr="t" fillcolor="#a0a0a0" stroked="f"/>
+        <w:t>Traffic values are limited within a valid range to avoid illegal states</w:t>
+      </w:r>
+    </w:p>
+    <w:p>
+      <w:r>
+        <w:pict w14:anchorId="6834DBFA">
+          <v:rect id="_x0000_i1179" style="width:0;height:1.5pt" o:hralign="center" o:hrstd="t" o:hr="t" fillcolor="#a0a0a0" stroked="f"/>
         </w:pict>
       </w:r>
     </w:p>
@@ -354,7 +459,58 @@
           <w:sz w:val="24"/>
           <w:szCs w:val="24"/>
         </w:rPr>
-        <w:t>3. Methodology</w:t>
+        <w:t>3.3 State Space Representation</w:t>
+      </w:r>
+    </w:p>
+    <w:p>
+      <w:pPr>
+        <w:numPr>
+          <w:ilvl w:val="0"/>
+          <w:numId w:val="10"/>
+        </w:numPr>
+      </w:pPr>
+      <w:r>
+        <w:t>State: Traffic density on all four roads</w:t>
+      </w:r>
+    </w:p>
+    <w:p>
+      <w:pPr>
+        <w:numPr>
+          <w:ilvl w:val="0"/>
+          <w:numId w:val="10"/>
+        </w:numPr>
+      </w:pPr>
+      <w:r>
+        <w:t>Initial State: User-defined traffic density</w:t>
+      </w:r>
+    </w:p>
+    <w:p>
+      <w:pPr>
+        <w:numPr>
+          <w:ilvl w:val="0"/>
+          <w:numId w:val="10"/>
+        </w:numPr>
+      </w:pPr>
+      <w:r>
+        <w:t>Actions: Assign green signal to one road</w:t>
+      </w:r>
+    </w:p>
+    <w:p>
+      <w:pPr>
+        <w:numPr>
+          <w:ilvl w:val="0"/>
+          <w:numId w:val="10"/>
+        </w:numPr>
+      </w:pPr>
+      <w:r>
+        <w:t>Goal State: Reduced overall traffic congestion</w:t>
+      </w:r>
+    </w:p>
+    <w:p>
+      <w:r>
+        <w:pict w14:anchorId="4EE7FC95">
+          <v:rect id="_x0000_i1180" style="width:0;height:1.5pt" o:hralign="center" o:hrstd="t" o:hr="t" fillcolor="#a0a0a0" stroked="f"/>
+        </w:pict>
       </w:r>
     </w:p>
     <w:p>
@@ -373,57 +529,56 @@
           <w:sz w:val="24"/>
           <w:szCs w:val="24"/>
         </w:rPr>
-        <w:t>3.1 System Design</w:t>
+        <w:t>4. Algorithms Used</w:t>
+      </w:r>
+    </w:p>
+    <w:p>
+      <w:r>
+        <w:t>The following AI techniques were implemented in the project:</w:t>
       </w:r>
     </w:p>
     <w:p>
       <w:pPr>
         <w:numPr>
           <w:ilvl w:val="0"/>
-          <w:numId w:val="8"/>
+          <w:numId w:val="11"/>
         </w:numPr>
       </w:pPr>
       <w:r>
-        <w:t>The traffic signal controller is designed as an intelligent agent</w:t>
+        <w:t>Greedy Best First Search (Heuristic Search)</w:t>
       </w:r>
     </w:p>
     <w:p>
       <w:pPr>
         <w:numPr>
           <w:ilvl w:val="0"/>
-          <w:numId w:val="8"/>
+          <w:numId w:val="11"/>
         </w:numPr>
       </w:pPr>
       <w:r>
-        <w:t>The traffic environment consists of four roads: North, East, South, and West</w:t>
+        <w:t>State Space Search</w:t>
       </w:r>
     </w:p>
     <w:p>
       <w:pPr>
         <w:numPr>
           <w:ilvl w:val="0"/>
-          <w:numId w:val="8"/>
+          <w:numId w:val="11"/>
         </w:numPr>
       </w:pPr>
       <w:r>
-        <w:t>Traffic density on each road is represented by the number of vehicles</w:t>
-      </w:r>
-    </w:p>
-    <w:p>
-      <w:pPr>
-        <w:numPr>
-          <w:ilvl w:val="0"/>
-          <w:numId w:val="8"/>
-        </w:numPr>
-      </w:pPr>
-      <w:r>
-        <w:t>The agent decides which road should get the green signal</w:t>
-      </w:r>
-    </w:p>
-    <w:p>
-      <w:r>
-        <w:pict w14:anchorId="6DB231FE">
-          <v:rect id="_x0000_i1178" style="width:0;height:1.5pt" o:hralign="center" o:hrstd="t" o:hr="t" fillcolor="#a0a0a0" stroked="f"/>
+        <w:t>Constraint Satisfaction Problem (CSP)</w:t>
+      </w:r>
+    </w:p>
+    <w:p>
+      <w:r>
+        <w:t>The heuristic function selects the road with the highest traffic density to receive the green signal.</w:t>
+      </w:r>
+    </w:p>
+    <w:p>
+      <w:r>
+        <w:pict w14:anchorId="34D1B626">
+          <v:rect id="_x0000_i1181" style="width:0;height:1.5pt" o:hralign="center" o:hrstd="t" o:hr="t" fillcolor="#a0a0a0" stroked="f"/>
         </w:pict>
       </w:r>
     </w:p>
@@ -443,47 +598,67 @@
           <w:sz w:val="24"/>
           <w:szCs w:val="24"/>
         </w:rPr>
-        <w:t>3.2 Data Input</w:t>
+        <w:t>5. Model Evaluation</w:t>
+      </w:r>
+    </w:p>
+    <w:p>
+      <w:r>
+        <w:t>The system performance was evaluated based on:</w:t>
       </w:r>
     </w:p>
     <w:p>
       <w:pPr>
         <w:numPr>
           <w:ilvl w:val="0"/>
-          <w:numId w:val="9"/>
+          <w:numId w:val="12"/>
         </w:numPr>
       </w:pPr>
       <w:r>
-        <w:t>Traffic density values are provided as user input</w:t>
+        <w:t>Reduction in traffic density after each signal cycle</w:t>
       </w:r>
     </w:p>
     <w:p>
       <w:pPr>
         <w:numPr>
           <w:ilvl w:val="0"/>
-          <w:numId w:val="9"/>
+          <w:numId w:val="12"/>
         </w:numPr>
       </w:pPr>
       <w:r>
-        <w:lastRenderedPageBreak/>
-        <w:t>Input is validated using predefined constraints</w:t>
+        <w:t>Validity of state transitions</w:t>
       </w:r>
     </w:p>
     <w:p>
       <w:pPr>
         <w:numPr>
           <w:ilvl w:val="0"/>
-          <w:numId w:val="9"/>
+          <w:numId w:val="12"/>
         </w:numPr>
       </w:pPr>
       <w:r>
-        <w:t>Traffic values are limited within a valid range to avoid illegal states</w:t>
-      </w:r>
-    </w:p>
-    <w:p>
-      <w:r>
-        <w:pict w14:anchorId="6834DBFA">
-          <v:rect id="_x0000_i1179" style="width:0;height:1.5pt" o:hralign="center" o:hrstd="t" o:hr="t" fillcolor="#a0a0a0" stroked="f"/>
+        <w:t>Adherence to defined constraints</w:t>
+      </w:r>
+    </w:p>
+    <w:p>
+      <w:pPr>
+        <w:numPr>
+          <w:ilvl w:val="0"/>
+          <w:numId w:val="12"/>
+        </w:numPr>
+      </w:pPr>
+      <w:r>
+        <w:t>Execution within a predefined number of signal cycles</w:t>
+      </w:r>
+    </w:p>
+    <w:p>
+      <w:r>
+        <w:t>A definite execution limit was used to prevent infinite execution.</w:t>
+      </w:r>
+    </w:p>
+    <w:p>
+      <w:r>
+        <w:pict w14:anchorId="6C45975C">
+          <v:rect id="_x0000_i1182" style="width:0;height:1.5pt" o:hralign="center" o:hrstd="t" o:hr="t" fillcolor="#a0a0a0" stroked="f"/>
         </w:pict>
       </w:r>
     </w:p>
@@ -503,969 +678,535 @@
           <w:sz w:val="24"/>
           <w:szCs w:val="24"/>
         </w:rPr>
-        <w:t>3.3 State Space Representation</w:t>
-      </w:r>
-    </w:p>
-    <w:p>
-      <w:pPr>
-        <w:numPr>
-          <w:ilvl w:val="0"/>
-          <w:numId w:val="10"/>
-        </w:numPr>
-      </w:pPr>
-      <w:r>
-        <w:t>State: Traffic density on all four roads</w:t>
-      </w:r>
-    </w:p>
-    <w:p>
-      <w:pPr>
-        <w:numPr>
-          <w:ilvl w:val="0"/>
-          <w:numId w:val="10"/>
-        </w:numPr>
-      </w:pPr>
-      <w:r>
-        <w:t>Initial State: User-defined traffic density</w:t>
-      </w:r>
-    </w:p>
-    <w:p>
-      <w:pPr>
-        <w:numPr>
-          <w:ilvl w:val="0"/>
-          <w:numId w:val="10"/>
-        </w:numPr>
-      </w:pPr>
-      <w:r>
-        <w:t>Actions: Assign green signal to one road</w:t>
-      </w:r>
-    </w:p>
-    <w:p>
-      <w:pPr>
-        <w:numPr>
-          <w:ilvl w:val="0"/>
-          <w:numId w:val="10"/>
-        </w:numPr>
-      </w:pPr>
-      <w:r>
-        <w:t>Goal State: Reduced overall traffic congestion</w:t>
-      </w:r>
-    </w:p>
-    <w:p>
-      <w:r>
-        <w:pict w14:anchorId="4EE7FC95">
-          <v:rect id="_x0000_i1180" style="width:0;height:1.5pt" o:hralign="center" o:hrstd="t" o:hr="t" fillcolor="#a0a0a0" stroked="f"/>
-        </w:pict>
-      </w:r>
-    </w:p>
-    <w:p>
-      <w:pPr>
+        <w:t xml:space="preserve">6. </w:t>
+      </w:r>
+      <w:r>
         <w:rPr>
           <w:b/>
           <w:bCs/>
           <w:sz w:val="24"/>
           <w:szCs w:val="24"/>
         </w:rPr>
-      </w:pPr>
-      <w:r>
+        <w:t>Code:</w:t>
+      </w:r>
+    </w:p>
+    <w:p>
+      <w:pPr>
         <w:rPr>
           <w:b/>
           <w:bCs/>
-          <w:sz w:val="24"/>
-          <w:szCs w:val="24"/>
-        </w:rPr>
-        <w:t>4. Algorithms Used</w:t>
-      </w:r>
-    </w:p>
-    <w:p>
-      <w:r>
-        <w:t>The following AI techniques were implemented in the project:</w:t>
-      </w:r>
-    </w:p>
-    <w:p>
-      <w:pPr>
-        <w:numPr>
-          <w:ilvl w:val="0"/>
-          <w:numId w:val="11"/>
-        </w:numPr>
-      </w:pPr>
-      <w:r>
-        <w:t>Greedy Best First Search (Heuristic Search)</w:t>
-      </w:r>
-    </w:p>
-    <w:p>
-      <w:pPr>
-        <w:numPr>
-          <w:ilvl w:val="0"/>
-          <w:numId w:val="11"/>
-        </w:numPr>
-      </w:pPr>
-      <w:r>
-        <w:t>State Space Search</w:t>
-      </w:r>
-    </w:p>
-    <w:p>
-      <w:pPr>
-        <w:numPr>
-          <w:ilvl w:val="0"/>
-          <w:numId w:val="11"/>
-        </w:numPr>
-      </w:pPr>
-      <w:r>
-        <w:t>Constraint Satisfaction Problem (CSP)</w:t>
-      </w:r>
-    </w:p>
-    <w:p>
-      <w:r>
-        <w:t>The heuristic function selects the road with the highest traffic density to receive the green signal.</w:t>
-      </w:r>
-    </w:p>
-    <w:p>
-      <w:r>
-        <w:pict w14:anchorId="34D1B626">
-          <v:rect id="_x0000_i1181" style="width:0;height:1.5pt" o:hralign="center" o:hrstd="t" o:hr="t" fillcolor="#a0a0a0" stroked="f"/>
-        </w:pict>
-      </w:r>
-    </w:p>
-    <w:p>
-      <w:pPr>
+        </w:rPr>
+      </w:pPr>
+      <w:r>
+        <w:tab/>
+      </w:r>
+      <w:r>
         <w:rPr>
           <w:b/>
           <w:bCs/>
-          <w:sz w:val="24"/>
-          <w:szCs w:val="24"/>
-        </w:rPr>
-      </w:pPr>
-      <w:r>
+        </w:rPr>
+        <w:t># -------------------- UNIT – I(Intelligent Agent &amp; Environment) -------------------------------</w:t>
+      </w:r>
+    </w:p>
+    <w:p>
+      <w:r>
+        <w:t xml:space="preserve">class </w:t>
+      </w:r>
+      <w:proofErr w:type="spellStart"/>
+      <w:r>
+        <w:t>TrafficSignalAgent</w:t>
+      </w:r>
+      <w:proofErr w:type="spellEnd"/>
+      <w:r>
+        <w:t>:</w:t>
+      </w:r>
+    </w:p>
+    <w:p>
+      <w:r>
+        <w:t xml:space="preserve">    """</w:t>
+      </w:r>
+    </w:p>
+    <w:p>
+      <w:r>
+        <w:t xml:space="preserve">    Intelligent agent controlling traffic signals</w:t>
+      </w:r>
+    </w:p>
+    <w:p>
+      <w:r>
+        <w:t xml:space="preserve">    """</w:t>
+      </w:r>
+    </w:p>
+    <w:p/>
+    <w:p>
+      <w:r>
+        <w:lastRenderedPageBreak/>
+        <w:t xml:space="preserve">    def __</w:t>
+      </w:r>
+      <w:proofErr w:type="spellStart"/>
+      <w:r>
+        <w:t>init</w:t>
+      </w:r>
+      <w:proofErr w:type="spellEnd"/>
+      <w:r>
+        <w:t xml:space="preserve">__(self, </w:t>
+      </w:r>
+      <w:proofErr w:type="spellStart"/>
+      <w:r>
+        <w:t>traffic_state</w:t>
+      </w:r>
+      <w:proofErr w:type="spellEnd"/>
+      <w:r>
+        <w:t>):</w:t>
+      </w:r>
+    </w:p>
+    <w:p>
+      <w:r>
+        <w:t xml:space="preserve">        </w:t>
+      </w:r>
+      <w:proofErr w:type="spellStart"/>
+      <w:r>
+        <w:t>self.state</w:t>
+      </w:r>
+      <w:proofErr w:type="spellEnd"/>
+      <w:r>
+        <w:t xml:space="preserve"> = </w:t>
+      </w:r>
+      <w:proofErr w:type="spellStart"/>
+      <w:r>
+        <w:t>traffic_state</w:t>
+      </w:r>
+      <w:proofErr w:type="spellEnd"/>
+    </w:p>
+    <w:p/>
+    <w:p>
+      <w:r>
+        <w:t xml:space="preserve">    def </w:t>
+      </w:r>
+      <w:proofErr w:type="spellStart"/>
+      <w:r>
+        <w:t>goal_test</w:t>
+      </w:r>
+      <w:proofErr w:type="spellEnd"/>
+      <w:r>
+        <w:t>(self):</w:t>
+      </w:r>
+    </w:p>
+    <w:p>
+      <w:r>
+        <w:t xml:space="preserve">        """</w:t>
+      </w:r>
+    </w:p>
+    <w:p>
+      <w:r>
+        <w:t xml:space="preserve">        Soft goal: reduce congestion</w:t>
+      </w:r>
+    </w:p>
+    <w:p>
+      <w:r>
+        <w:t xml:space="preserve">        """</w:t>
+      </w:r>
+    </w:p>
+    <w:p>
+      <w:r>
+        <w:t xml:space="preserve">        return all(v &lt;= 2 for v in </w:t>
+      </w:r>
+      <w:proofErr w:type="spellStart"/>
+      <w:r>
+        <w:t>self.state.values</w:t>
+      </w:r>
+      <w:proofErr w:type="spellEnd"/>
+      <w:r>
+        <w:t>())</w:t>
+      </w:r>
+    </w:p>
+    <w:p/>
+    <w:p>
+      <w:pPr>
         <w:rPr>
           <w:b/>
           <w:bCs/>
-          <w:sz w:val="24"/>
-          <w:szCs w:val="24"/>
-        </w:rPr>
-        <w:t>5. Model Evaluation</w:t>
-      </w:r>
-    </w:p>
-    <w:p>
-      <w:r>
-        <w:t>The system performance was evaluated based on:</w:t>
-      </w:r>
-    </w:p>
-    <w:p>
-      <w:pPr>
-        <w:numPr>
-          <w:ilvl w:val="0"/>
-          <w:numId w:val="12"/>
-        </w:numPr>
-      </w:pPr>
-      <w:r>
-        <w:t>Reduction in traffic density after each signal cycle</w:t>
-      </w:r>
-    </w:p>
-    <w:p>
-      <w:pPr>
-        <w:numPr>
-          <w:ilvl w:val="0"/>
-          <w:numId w:val="12"/>
-        </w:numPr>
-      </w:pPr>
-      <w:r>
-        <w:t>Validity of state transitions</w:t>
-      </w:r>
-    </w:p>
-    <w:p>
-      <w:pPr>
-        <w:numPr>
-          <w:ilvl w:val="0"/>
-          <w:numId w:val="12"/>
-        </w:numPr>
-      </w:pPr>
-      <w:r>
-        <w:t>Adherence to defined constraints</w:t>
-      </w:r>
-    </w:p>
-    <w:p>
-      <w:pPr>
-        <w:numPr>
-          <w:ilvl w:val="0"/>
-          <w:numId w:val="12"/>
-        </w:numPr>
-      </w:pPr>
-      <w:r>
-        <w:t>Execution within a predefined number of signal cycles</w:t>
-      </w:r>
-    </w:p>
-    <w:p>
-      <w:r>
-        <w:t>A definite execution limit was used to prevent infinite execution.</w:t>
-      </w:r>
-    </w:p>
-    <w:p>
-      <w:r>
-        <w:pict w14:anchorId="6C45975C">
-          <v:rect id="_x0000_i1182" style="width:0;height:1.5pt" o:hralign="center" o:hrstd="t" o:hr="t" fillcolor="#a0a0a0" stroked="f"/>
-        </w:pict>
-      </w:r>
-    </w:p>
-    <w:p>
-      <w:pPr>
+        </w:rPr>
+      </w:pPr>
+      <w:r>
         <w:rPr>
           <w:b/>
           <w:bCs/>
-          <w:sz w:val="24"/>
-          <w:szCs w:val="24"/>
-        </w:rPr>
-      </w:pPr>
-      <w:r>
+        </w:rPr>
+        <w:t># -------------------- UNIT – II(Heuristic Search (Greedy Best First Search)) ---------------------------</w:t>
+      </w:r>
+    </w:p>
+    <w:p>
+      <w:r>
+        <w:t xml:space="preserve">def </w:t>
+      </w:r>
+      <w:proofErr w:type="spellStart"/>
+      <w:r>
+        <w:t>greedy_best_first_search</w:t>
+      </w:r>
+      <w:proofErr w:type="spellEnd"/>
+      <w:r>
+        <w:t xml:space="preserve">(agent, </w:t>
+      </w:r>
+      <w:proofErr w:type="spellStart"/>
+      <w:r>
+        <w:t>max_cycles</w:t>
+      </w:r>
+      <w:proofErr w:type="spellEnd"/>
+      <w:r>
+        <w:t>):</w:t>
+      </w:r>
+    </w:p>
+    <w:p>
+      <w:r>
+        <w:t xml:space="preserve">    cycle = 1</w:t>
+      </w:r>
+    </w:p>
+    <w:p/>
+    <w:p>
+      <w:r>
+        <w:t xml:space="preserve">    while cycle &lt;= </w:t>
+      </w:r>
+      <w:proofErr w:type="spellStart"/>
+      <w:r>
+        <w:t>max_cycles</w:t>
+      </w:r>
+      <w:proofErr w:type="spellEnd"/>
+      <w:r>
+        <w:t xml:space="preserve"> and not </w:t>
+      </w:r>
+      <w:proofErr w:type="spellStart"/>
+      <w:r>
+        <w:t>agent.goal_test</w:t>
+      </w:r>
+      <w:proofErr w:type="spellEnd"/>
+      <w:r>
+        <w:t>():</w:t>
+      </w:r>
+    </w:p>
+    <w:p/>
+    <w:p>
+      <w:r>
+        <w:t xml:space="preserve">        </w:t>
+      </w:r>
+      <w:proofErr w:type="spellStart"/>
+      <w:r>
+        <w:t>best_road</w:t>
+      </w:r>
+      <w:proofErr w:type="spellEnd"/>
+      <w:r>
+        <w:t xml:space="preserve"> = max(</w:t>
+      </w:r>
+      <w:proofErr w:type="spellStart"/>
+      <w:r>
+        <w:t>agent.state</w:t>
+      </w:r>
+      <w:proofErr w:type="spellEnd"/>
+      <w:r>
+        <w:t>, key=</w:t>
+      </w:r>
+      <w:proofErr w:type="spellStart"/>
+      <w:r>
+        <w:t>agent.state.get</w:t>
+      </w:r>
+      <w:proofErr w:type="spellEnd"/>
+      <w:r>
+        <w:t>)</w:t>
+      </w:r>
+    </w:p>
+    <w:p/>
+    <w:p>
+      <w:r>
+        <w:t xml:space="preserve">        print(f"\</w:t>
+      </w:r>
+      <w:proofErr w:type="spellStart"/>
+      <w:r>
+        <w:t>nCycle</w:t>
+      </w:r>
+      <w:proofErr w:type="spellEnd"/>
+      <w:r>
+        <w:t xml:space="preserve"> {cycle} → Green Signal: {</w:t>
+      </w:r>
+      <w:proofErr w:type="spellStart"/>
+      <w:r>
+        <w:t>best_road</w:t>
+      </w:r>
+      <w:proofErr w:type="spellEnd"/>
+      <w:r>
+        <w:t>}")</w:t>
+      </w:r>
+    </w:p>
+    <w:p>
+      <w:r>
+        <w:t xml:space="preserve">        print("Before:", </w:t>
+      </w:r>
+      <w:proofErr w:type="spellStart"/>
+      <w:r>
+        <w:t>agent.state</w:t>
+      </w:r>
+      <w:proofErr w:type="spellEnd"/>
+      <w:r>
+        <w:t>)</w:t>
+      </w:r>
+    </w:p>
+    <w:p/>
+    <w:p>
+      <w:r>
+        <w:t xml:space="preserve">        </w:t>
+      </w:r>
+      <w:proofErr w:type="spellStart"/>
+      <w:r>
+        <w:t>agent.state</w:t>
+      </w:r>
+      <w:proofErr w:type="spellEnd"/>
+      <w:r>
+        <w:t>[</w:t>
+      </w:r>
+      <w:proofErr w:type="spellStart"/>
+      <w:r>
+        <w:t>best_road</w:t>
+      </w:r>
+      <w:proofErr w:type="spellEnd"/>
+      <w:r>
+        <w:t xml:space="preserve">] = max(0, </w:t>
+      </w:r>
+      <w:proofErr w:type="spellStart"/>
+      <w:r>
+        <w:t>agent.state</w:t>
+      </w:r>
+      <w:proofErr w:type="spellEnd"/>
+      <w:r>
+        <w:t>[</w:t>
+      </w:r>
+      <w:proofErr w:type="spellStart"/>
+      <w:r>
+        <w:t>best_road</w:t>
+      </w:r>
+      <w:proofErr w:type="spellEnd"/>
+      <w:r>
+        <w:t>] - 3)</w:t>
+      </w:r>
+    </w:p>
+    <w:p/>
+    <w:p>
+      <w:r>
+        <w:t xml:space="preserve">        for road in </w:t>
+      </w:r>
+      <w:proofErr w:type="spellStart"/>
+      <w:r>
+        <w:t>agent.state</w:t>
+      </w:r>
+      <w:proofErr w:type="spellEnd"/>
+      <w:r>
+        <w:t>:</w:t>
+      </w:r>
+    </w:p>
+    <w:p>
+      <w:r>
+        <w:t xml:space="preserve">            if road != </w:t>
+      </w:r>
+      <w:proofErr w:type="spellStart"/>
+      <w:r>
+        <w:t>best_road</w:t>
+      </w:r>
+      <w:proofErr w:type="spellEnd"/>
+      <w:r>
+        <w:t>:</w:t>
+      </w:r>
+    </w:p>
+    <w:p>
+      <w:r>
+        <w:t xml:space="preserve">                </w:t>
+      </w:r>
+      <w:proofErr w:type="spellStart"/>
+      <w:r>
+        <w:t>agent.state</w:t>
+      </w:r>
+      <w:proofErr w:type="spellEnd"/>
+      <w:r>
+        <w:t>[road] += 1</w:t>
+      </w:r>
+    </w:p>
+    <w:p/>
+    <w:p>
+      <w:r>
+        <w:t xml:space="preserve">        print("After :", </w:t>
+      </w:r>
+      <w:proofErr w:type="spellStart"/>
+      <w:r>
+        <w:t>agent.state</w:t>
+      </w:r>
+      <w:proofErr w:type="spellEnd"/>
+      <w:r>
+        <w:t>)</w:t>
+      </w:r>
+    </w:p>
+    <w:p>
+      <w:r>
+        <w:t xml:space="preserve">        cycle += 1</w:t>
+      </w:r>
+    </w:p>
+    <w:p/>
+    <w:p>
+      <w:r>
+        <w:t xml:space="preserve">    print("\n Stopped after", </w:t>
+      </w:r>
+      <w:proofErr w:type="spellStart"/>
+      <w:r>
+        <w:t>max_cycles</w:t>
+      </w:r>
+      <w:proofErr w:type="spellEnd"/>
+      <w:r>
+        <w:t>, "cycles")</w:t>
+      </w:r>
+    </w:p>
+    <w:p>
+      <w:r>
+        <w:t xml:space="preserve">    print("Final Traffic State:", </w:t>
+      </w:r>
+      <w:proofErr w:type="spellStart"/>
+      <w:r>
+        <w:t>agent.state</w:t>
+      </w:r>
+      <w:proofErr w:type="spellEnd"/>
+      <w:r>
+        <w:t>)</w:t>
+      </w:r>
+    </w:p>
+    <w:p/>
+    <w:p>
+      <w:pPr>
         <w:rPr>
           <w:b/>
           <w:bCs/>
-          <w:sz w:val="24"/>
-          <w:szCs w:val="24"/>
-        </w:rPr>
-        <w:t xml:space="preserve">6. </w:t>
-      </w:r>
+        </w:rPr>
+      </w:pPr>
       <w:r>
         <w:rPr>
           <w:b/>
           <w:bCs/>
-          <w:sz w:val="24"/>
-          <w:szCs w:val="24"/>
-        </w:rPr>
-        <w:t>Code:</w:t>
-      </w:r>
-    </w:p>
-    <w:p>
-      <w:pPr>
-        <w:rPr>
-          <w:b/>
-          <w:bCs/>
-        </w:rPr>
-      </w:pPr>
-      <w:r>
-        <w:tab/>
-      </w:r>
-      <w:r>
-        <w:rPr>
-          <w:b/>
-          <w:bCs/>
-        </w:rPr>
-        <w:t xml:space="preserve"># -------------------- UNIT – </w:t>
-      </w:r>
-      <w:proofErr w:type="gramStart"/>
-      <w:r>
-        <w:rPr>
-          <w:b/>
-          <w:bCs/>
-        </w:rPr>
-        <w:t>I(</w:t>
-      </w:r>
-      <w:proofErr w:type="gramEnd"/>
-      <w:r>
-        <w:rPr>
-          <w:b/>
-          <w:bCs/>
-        </w:rPr>
-        <w:t>Intelligent Agent &amp; Environment) -------------------------------</w:t>
-      </w:r>
-    </w:p>
-    <w:p>
-      <w:r>
-        <w:t xml:space="preserve">class </w:t>
+        </w:rPr>
+        <w:t># -------------------- UNIT – III(Constraint Satisfaction Problem (Input Validation)) ----------------------</w:t>
+      </w:r>
+    </w:p>
+    <w:p>
+      <w:r>
+        <w:t xml:space="preserve">def </w:t>
       </w:r>
       <w:proofErr w:type="spellStart"/>
       <w:r>
-        <w:t>TrafficSignalAgent</w:t>
+        <w:t>get_user_input</w:t>
       </w:r>
       <w:proofErr w:type="spellEnd"/>
       <w:r>
+        <w:t>():</w:t>
+      </w:r>
+    </w:p>
+    <w:p>
+      <w:r>
+        <w:t xml:space="preserve">    """</w:t>
+      </w:r>
+    </w:p>
+    <w:p>
+      <w:r>
+        <w:t xml:space="preserve">    Get traffic data from user with CSP constraints</w:t>
+      </w:r>
+    </w:p>
+    <w:p>
+      <w:r>
+        <w:t xml:space="preserve">    """</w:t>
+      </w:r>
+    </w:p>
+    <w:p>
+      <w:r>
+        <w:t xml:space="preserve">    traffic = {}</w:t>
+      </w:r>
+    </w:p>
+    <w:p>
+      <w:r>
+        <w:t xml:space="preserve">    roads = ['North', 'East', 'South', 'West']</w:t>
+      </w:r>
+    </w:p>
+    <w:p>
+      <w:r>
+        <w:t xml:space="preserve">    MAX_LIMIT = 15</w:t>
+      </w:r>
+    </w:p>
+    <w:p/>
+    <w:p>
+      <w:r>
+        <w:t xml:space="preserve">    print("\</w:t>
+      </w:r>
+      <w:proofErr w:type="spellStart"/>
+      <w:r>
+        <w:t>nEnter</w:t>
+      </w:r>
+      <w:proofErr w:type="spellEnd"/>
+      <w:r>
+        <w:t xml:space="preserve"> traffic density (0–15 vehicles):")</w:t>
+      </w:r>
+    </w:p>
+    <w:p/>
+    <w:p>
+      <w:r>
+        <w:t xml:space="preserve">    for road in roads:</w:t>
+      </w:r>
+    </w:p>
+    <w:p>
+      <w:r>
+        <w:t xml:space="preserve">        while True:</w:t>
+      </w:r>
+    </w:p>
+    <w:p>
+      <w:r>
+        <w:t xml:space="preserve">            try:</w:t>
+      </w:r>
+    </w:p>
+    <w:p>
+      <w:r>
+        <w:t xml:space="preserve">                value = int(input(f"{road} road: "))</w:t>
+      </w:r>
+    </w:p>
+    <w:p>
+      <w:r>
+        <w:t xml:space="preserve">                if 0 &lt;= value &lt;= MAX_LIMIT:</w:t>
+      </w:r>
+    </w:p>
+    <w:p>
+      <w:r>
+        <w:t xml:space="preserve">                    traffic[road] = value</w:t>
+      </w:r>
+    </w:p>
+    <w:p>
+      <w:r>
+        <w:t xml:space="preserve">                    break</w:t>
+      </w:r>
+    </w:p>
+    <w:p>
+      <w:r>
+        <w:t xml:space="preserve">                else:</w:t>
+      </w:r>
+    </w:p>
+    <w:p>
+      <w:r>
+        <w:t xml:space="preserve">                    print(" Enter value between 0 and 15")</w:t>
+      </w:r>
+    </w:p>
+    <w:p>
+      <w:r>
+        <w:t xml:space="preserve">            except </w:t>
+      </w:r>
+      <w:proofErr w:type="spellStart"/>
+      <w:r>
+        <w:t>ValueError</w:t>
+      </w:r>
+      <w:proofErr w:type="spellEnd"/>
+      <w:r>
         <w:t>:</w:t>
       </w:r>
     </w:p>
     <w:p>
       <w:r>
-        <w:t xml:space="preserve">    """</w:t>
-      </w:r>
-    </w:p>
-    <w:p>
-      <w:r>
-        <w:t xml:space="preserve">    Intelligent agent controlling traffic signals</w:t>
-      </w:r>
-    </w:p>
-    <w:p>
-      <w:r>
-        <w:t xml:space="preserve">    """</w:t>
-      </w:r>
-    </w:p>
-    <w:p/>
-    <w:p>
-      <w:r>
-        <w:lastRenderedPageBreak/>
-        <w:t xml:space="preserve">    def __</w:t>
-      </w:r>
-      <w:proofErr w:type="spellStart"/>
-      <w:r>
-        <w:t>init</w:t>
-      </w:r>
-      <w:proofErr w:type="spellEnd"/>
-      <w:r>
-        <w:t>_</w:t>
-      </w:r>
-      <w:proofErr w:type="gramStart"/>
-      <w:r>
-        <w:t>_(</w:t>
-      </w:r>
-      <w:proofErr w:type="gramEnd"/>
-      <w:r>
-        <w:t xml:space="preserve">self, </w:t>
-      </w:r>
-      <w:proofErr w:type="spellStart"/>
-      <w:r>
-        <w:t>traffic_state</w:t>
-      </w:r>
-      <w:proofErr w:type="spellEnd"/>
-      <w:r>
-        <w:t>):</w:t>
-      </w:r>
-    </w:p>
-    <w:p>
-      <w:r>
-        <w:t xml:space="preserve">        </w:t>
-      </w:r>
-      <w:proofErr w:type="spellStart"/>
-      <w:proofErr w:type="gramStart"/>
-      <w:r>
-        <w:t>self.state</w:t>
-      </w:r>
-      <w:proofErr w:type="spellEnd"/>
-      <w:proofErr w:type="gramEnd"/>
-      <w:r>
-        <w:t xml:space="preserve"> = </w:t>
-      </w:r>
-      <w:proofErr w:type="spellStart"/>
-      <w:r>
-        <w:t>traffic_state</w:t>
-      </w:r>
-      <w:proofErr w:type="spellEnd"/>
-    </w:p>
-    <w:p/>
-    <w:p>
-      <w:r>
-        <w:t xml:space="preserve">    def </w:t>
-      </w:r>
-      <w:proofErr w:type="spellStart"/>
-      <w:r>
-        <w:t>goal_test</w:t>
-      </w:r>
-      <w:proofErr w:type="spellEnd"/>
-      <w:r>
-        <w:t>(self):</w:t>
-      </w:r>
-    </w:p>
-    <w:p>
-      <w:r>
-        <w:t xml:space="preserve">        """</w:t>
-      </w:r>
-    </w:p>
-    <w:p>
-      <w:r>
-        <w:t xml:space="preserve">        Soft goal: reduce congestion</w:t>
-      </w:r>
-    </w:p>
-    <w:p>
-      <w:r>
-        <w:t xml:space="preserve">        """</w:t>
-      </w:r>
-    </w:p>
-    <w:p>
-      <w:r>
-        <w:t xml:space="preserve">        return </w:t>
-      </w:r>
-      <w:proofErr w:type="gramStart"/>
-      <w:r>
-        <w:t>all(</w:t>
-      </w:r>
-      <w:proofErr w:type="gramEnd"/>
-      <w:r>
-        <w:t xml:space="preserve">v &lt;= 2 for v in </w:t>
-      </w:r>
-      <w:proofErr w:type="spellStart"/>
-      <w:proofErr w:type="gramStart"/>
-      <w:r>
-        <w:t>self.state</w:t>
-      </w:r>
-      <w:proofErr w:type="gramEnd"/>
-      <w:r>
-        <w:t>.</w:t>
-      </w:r>
-      <w:proofErr w:type="gramStart"/>
-      <w:r>
-        <w:t>values</w:t>
-      </w:r>
-      <w:proofErr w:type="spellEnd"/>
-      <w:r>
-        <w:t>(</w:t>
-      </w:r>
-      <w:proofErr w:type="gramEnd"/>
-      <w:r>
-        <w:t>))</w:t>
-      </w:r>
-    </w:p>
-    <w:p/>
-    <w:p>
-      <w:pPr>
-        <w:rPr>
-          <w:b/>
-          <w:bCs/>
-        </w:rPr>
-      </w:pPr>
-      <w:r>
-        <w:rPr>
-          <w:b/>
-          <w:bCs/>
-        </w:rPr>
-        <w:t xml:space="preserve"># -------------------- UNIT – </w:t>
-      </w:r>
-      <w:proofErr w:type="gramStart"/>
-      <w:r>
-        <w:rPr>
-          <w:b/>
-          <w:bCs/>
-        </w:rPr>
-        <w:t>II(</w:t>
-      </w:r>
-      <w:proofErr w:type="gramEnd"/>
-      <w:r>
-        <w:rPr>
-          <w:b/>
-          <w:bCs/>
-        </w:rPr>
-        <w:t>Heuristic Search (Greedy Best First Search)) ---------------------------</w:t>
-      </w:r>
-    </w:p>
-    <w:p>
-      <w:r>
-        <w:t xml:space="preserve">def </w:t>
-      </w:r>
-      <w:proofErr w:type="spellStart"/>
-      <w:r>
-        <w:t>greedy_best_first_</w:t>
-      </w:r>
-      <w:proofErr w:type="gramStart"/>
-      <w:r>
-        <w:t>search</w:t>
-      </w:r>
-      <w:proofErr w:type="spellEnd"/>
-      <w:r>
-        <w:t>(</w:t>
-      </w:r>
-      <w:proofErr w:type="gramEnd"/>
-      <w:r>
-        <w:t xml:space="preserve">agent, </w:t>
-      </w:r>
-      <w:proofErr w:type="spellStart"/>
-      <w:r>
-        <w:t>max_cycles</w:t>
-      </w:r>
-      <w:proofErr w:type="spellEnd"/>
-      <w:r>
-        <w:t>):</w:t>
-      </w:r>
-    </w:p>
-    <w:p>
-      <w:r>
-        <w:t xml:space="preserve">    cycle = 1</w:t>
-      </w:r>
-    </w:p>
-    <w:p/>
-    <w:p>
-      <w:r>
-        <w:t xml:space="preserve">    while cycle &lt;= </w:t>
-      </w:r>
-      <w:proofErr w:type="spellStart"/>
-      <w:r>
-        <w:t>max_cycles</w:t>
-      </w:r>
-      <w:proofErr w:type="spellEnd"/>
-      <w:r>
-        <w:t xml:space="preserve"> and not </w:t>
-      </w:r>
-      <w:proofErr w:type="spellStart"/>
-      <w:proofErr w:type="gramStart"/>
-      <w:r>
-        <w:t>agent.goal</w:t>
-      </w:r>
-      <w:proofErr w:type="gramEnd"/>
-      <w:r>
-        <w:t>_</w:t>
-      </w:r>
-      <w:proofErr w:type="gramStart"/>
-      <w:r>
-        <w:t>test</w:t>
-      </w:r>
-      <w:proofErr w:type="spellEnd"/>
-      <w:r>
-        <w:t>(</w:t>
-      </w:r>
-      <w:proofErr w:type="gramEnd"/>
-      <w:r>
-        <w:t>):</w:t>
-      </w:r>
-    </w:p>
-    <w:p/>
-    <w:p>
-      <w:r>
-        <w:t xml:space="preserve">        </w:t>
-      </w:r>
-      <w:proofErr w:type="spellStart"/>
-      <w:r>
-        <w:t>best_road</w:t>
-      </w:r>
-      <w:proofErr w:type="spellEnd"/>
-      <w:r>
-        <w:t xml:space="preserve"> = </w:t>
-      </w:r>
-      <w:proofErr w:type="gramStart"/>
-      <w:r>
-        <w:t>max(</w:t>
-      </w:r>
-      <w:proofErr w:type="spellStart"/>
-      <w:r>
-        <w:t>agent.state</w:t>
-      </w:r>
-      <w:proofErr w:type="spellEnd"/>
-      <w:proofErr w:type="gramEnd"/>
-      <w:r>
-        <w:t>, key=</w:t>
-      </w:r>
-      <w:proofErr w:type="spellStart"/>
-      <w:r>
-        <w:t>agent.state.get</w:t>
-      </w:r>
-      <w:proofErr w:type="spellEnd"/>
-      <w:r>
-        <w:t>)</w:t>
-      </w:r>
-    </w:p>
-    <w:p/>
-    <w:p>
-      <w:r>
-        <w:t xml:space="preserve">        </w:t>
-      </w:r>
-      <w:proofErr w:type="gramStart"/>
-      <w:r>
-        <w:t>print(</w:t>
-      </w:r>
-      <w:proofErr w:type="gramEnd"/>
-      <w:r>
-        <w:t>f"\</w:t>
-      </w:r>
-      <w:proofErr w:type="spellStart"/>
-      <w:r>
-        <w:t>nCycle</w:t>
-      </w:r>
-      <w:proofErr w:type="spellEnd"/>
-      <w:r>
-        <w:t xml:space="preserve"> {cycle} → Green Signal: {</w:t>
-      </w:r>
-      <w:proofErr w:type="spellStart"/>
-      <w:r>
-        <w:t>best_road</w:t>
-      </w:r>
-      <w:proofErr w:type="spellEnd"/>
-      <w:r>
-        <w:t>}")</w:t>
-      </w:r>
-    </w:p>
-    <w:p>
-      <w:r>
-        <w:t xml:space="preserve">        </w:t>
-      </w:r>
-      <w:proofErr w:type="gramStart"/>
-      <w:r>
-        <w:t>print(</w:t>
-      </w:r>
-      <w:proofErr w:type="gramEnd"/>
-      <w:r>
-        <w:t xml:space="preserve">"Before:", </w:t>
-      </w:r>
-      <w:proofErr w:type="spellStart"/>
-      <w:proofErr w:type="gramStart"/>
-      <w:r>
-        <w:t>agent.state</w:t>
-      </w:r>
-      <w:proofErr w:type="spellEnd"/>
-      <w:proofErr w:type="gramEnd"/>
-      <w:r>
-        <w:t>)</w:t>
-      </w:r>
-    </w:p>
-    <w:p/>
-    <w:p>
-      <w:r>
-        <w:t xml:space="preserve">        </w:t>
-      </w:r>
-      <w:proofErr w:type="spellStart"/>
-      <w:proofErr w:type="gramStart"/>
-      <w:r>
-        <w:t>agent.state</w:t>
-      </w:r>
-      <w:proofErr w:type="spellEnd"/>
-      <w:proofErr w:type="gramEnd"/>
-      <w:r>
-        <w:t>[</w:t>
-      </w:r>
-      <w:proofErr w:type="spellStart"/>
-      <w:r>
-        <w:t>best_road</w:t>
-      </w:r>
-      <w:proofErr w:type="spellEnd"/>
-      <w:r>
-        <w:t xml:space="preserve">] = </w:t>
-      </w:r>
-      <w:proofErr w:type="gramStart"/>
-      <w:r>
-        <w:t>max(</w:t>
-      </w:r>
-      <w:proofErr w:type="gramEnd"/>
-      <w:r>
-        <w:t xml:space="preserve">0, </w:t>
-      </w:r>
-      <w:proofErr w:type="spellStart"/>
-      <w:proofErr w:type="gramStart"/>
-      <w:r>
-        <w:t>agent.state</w:t>
-      </w:r>
-      <w:proofErr w:type="spellEnd"/>
-      <w:proofErr w:type="gramEnd"/>
-      <w:r>
-        <w:t>[</w:t>
-      </w:r>
-      <w:proofErr w:type="spellStart"/>
-      <w:r>
-        <w:t>best_road</w:t>
-      </w:r>
-      <w:proofErr w:type="spellEnd"/>
-      <w:r>
-        <w:t>] - 3)</w:t>
-      </w:r>
-    </w:p>
-    <w:p/>
-    <w:p>
-      <w:r>
-        <w:t xml:space="preserve">        for road in </w:t>
-      </w:r>
-      <w:proofErr w:type="spellStart"/>
-      <w:proofErr w:type="gramStart"/>
-      <w:r>
-        <w:t>agent.state</w:t>
-      </w:r>
-      <w:proofErr w:type="spellEnd"/>
-      <w:proofErr w:type="gramEnd"/>
-      <w:r>
-        <w:t>:</w:t>
-      </w:r>
-    </w:p>
-    <w:p>
-      <w:r>
-        <w:t xml:space="preserve">            if </w:t>
-      </w:r>
-      <w:proofErr w:type="gramStart"/>
-      <w:r>
-        <w:t>road !</w:t>
-      </w:r>
-      <w:proofErr w:type="gramEnd"/>
-      <w:r>
-        <w:t xml:space="preserve">= </w:t>
-      </w:r>
-      <w:proofErr w:type="spellStart"/>
-      <w:r>
-        <w:t>best_road</w:t>
-      </w:r>
-      <w:proofErr w:type="spellEnd"/>
-      <w:r>
-        <w:t>:</w:t>
-      </w:r>
-    </w:p>
-    <w:p>
-      <w:r>
-        <w:t xml:space="preserve">                </w:t>
-      </w:r>
-      <w:proofErr w:type="spellStart"/>
-      <w:proofErr w:type="gramStart"/>
-      <w:r>
-        <w:t>agent.state</w:t>
-      </w:r>
-      <w:proofErr w:type="spellEnd"/>
-      <w:proofErr w:type="gramEnd"/>
-      <w:r>
-        <w:t>[road] += 1</w:t>
-      </w:r>
-    </w:p>
-    <w:p/>
-    <w:p>
-      <w:r>
-        <w:t xml:space="preserve">        </w:t>
-      </w:r>
-      <w:proofErr w:type="gramStart"/>
-      <w:r>
-        <w:t>print(</w:t>
-      </w:r>
-      <w:proofErr w:type="gramEnd"/>
-      <w:r>
-        <w:t>"</w:t>
-      </w:r>
-      <w:proofErr w:type="gramStart"/>
-      <w:r>
-        <w:t>After :</w:t>
-      </w:r>
-      <w:proofErr w:type="gramEnd"/>
-      <w:r>
-        <w:t xml:space="preserve">", </w:t>
-      </w:r>
-      <w:proofErr w:type="spellStart"/>
-      <w:proofErr w:type="gramStart"/>
-      <w:r>
-        <w:t>agent.state</w:t>
-      </w:r>
-      <w:proofErr w:type="spellEnd"/>
-      <w:proofErr w:type="gramEnd"/>
-      <w:r>
-        <w:t>)</w:t>
-      </w:r>
-    </w:p>
-    <w:p>
-      <w:r>
-        <w:t xml:space="preserve">        cycle += 1</w:t>
-      </w:r>
-    </w:p>
-    <w:p/>
-    <w:p>
-      <w:r>
-        <w:t xml:space="preserve">    </w:t>
-      </w:r>
-      <w:proofErr w:type="gramStart"/>
-      <w:r>
-        <w:t>print(</w:t>
-      </w:r>
-      <w:proofErr w:type="gramEnd"/>
-      <w:r>
-        <w:t xml:space="preserve">"\n Stopped after", </w:t>
-      </w:r>
-      <w:proofErr w:type="spellStart"/>
-      <w:r>
-        <w:t>max_cycles</w:t>
-      </w:r>
-      <w:proofErr w:type="spellEnd"/>
-      <w:r>
-        <w:t>, "cycles")</w:t>
-      </w:r>
-    </w:p>
-    <w:p>
-      <w:r>
-        <w:t xml:space="preserve">    </w:t>
-      </w:r>
-      <w:proofErr w:type="gramStart"/>
-      <w:r>
-        <w:t>print(</w:t>
-      </w:r>
-      <w:proofErr w:type="gramEnd"/>
-      <w:r>
-        <w:t xml:space="preserve">"Final Traffic State:", </w:t>
-      </w:r>
-      <w:proofErr w:type="spellStart"/>
-      <w:proofErr w:type="gramStart"/>
-      <w:r>
-        <w:t>agent.state</w:t>
-      </w:r>
-      <w:proofErr w:type="spellEnd"/>
-      <w:proofErr w:type="gramEnd"/>
-      <w:r>
-        <w:t>)</w:t>
-      </w:r>
-    </w:p>
-    <w:p/>
-    <w:p>
-      <w:pPr>
-        <w:rPr>
-          <w:b/>
-          <w:bCs/>
-        </w:rPr>
-      </w:pPr>
-      <w:r>
-        <w:rPr>
-          <w:b/>
-          <w:bCs/>
-        </w:rPr>
-        <w:t xml:space="preserve"># -------------------- UNIT – </w:t>
-      </w:r>
-      <w:proofErr w:type="gramStart"/>
-      <w:r>
-        <w:rPr>
-          <w:b/>
-          <w:bCs/>
-        </w:rPr>
-        <w:t>III(</w:t>
-      </w:r>
-      <w:proofErr w:type="gramEnd"/>
-      <w:r>
-        <w:rPr>
-          <w:b/>
-          <w:bCs/>
-        </w:rPr>
-        <w:t>Constraint Satisfaction Problem (Input Validation)) ----------------------</w:t>
-      </w:r>
-    </w:p>
-    <w:p>
-      <w:r>
-        <w:t xml:space="preserve">def </w:t>
-      </w:r>
-      <w:proofErr w:type="spellStart"/>
-      <w:r>
-        <w:t>get_user_</w:t>
-      </w:r>
-      <w:proofErr w:type="gramStart"/>
-      <w:r>
-        <w:t>input</w:t>
-      </w:r>
-      <w:proofErr w:type="spellEnd"/>
-      <w:r>
-        <w:t>(</w:t>
-      </w:r>
-      <w:proofErr w:type="gramEnd"/>
-      <w:r>
-        <w:t>):</w:t>
-      </w:r>
-    </w:p>
-    <w:p>
-      <w:r>
-        <w:t xml:space="preserve">    """</w:t>
-      </w:r>
-    </w:p>
-    <w:p>
-      <w:r>
-        <w:t xml:space="preserve">    Get traffic data from user with CSP constraints</w:t>
-      </w:r>
-    </w:p>
-    <w:p>
-      <w:r>
-        <w:t xml:space="preserve">    """</w:t>
-      </w:r>
-    </w:p>
-    <w:p>
-      <w:r>
-        <w:t xml:space="preserve">    traffic = {}</w:t>
-      </w:r>
-    </w:p>
-    <w:p>
-      <w:r>
-        <w:t xml:space="preserve">    roads = ['North', 'East', 'South', 'West']</w:t>
-      </w:r>
-    </w:p>
-    <w:p>
-      <w:r>
-        <w:t xml:space="preserve">    MAX_LIMIT = 15</w:t>
-      </w:r>
-    </w:p>
-    <w:p/>
-    <w:p>
-      <w:r>
-        <w:t xml:space="preserve">    </w:t>
-      </w:r>
-      <w:proofErr w:type="gramStart"/>
-      <w:r>
-        <w:t>print(</w:t>
-      </w:r>
-      <w:proofErr w:type="gramEnd"/>
-      <w:r>
-        <w:t>"\</w:t>
-      </w:r>
-      <w:proofErr w:type="spellStart"/>
-      <w:r>
-        <w:t>nEnter</w:t>
-      </w:r>
-      <w:proofErr w:type="spellEnd"/>
-      <w:r>
-        <w:t xml:space="preserve"> traffic density (0–15 vehicles):")</w:t>
-      </w:r>
-    </w:p>
-    <w:p/>
-    <w:p>
-      <w:r>
-        <w:t xml:space="preserve">    for road in roads:</w:t>
-      </w:r>
-    </w:p>
-    <w:p>
-      <w:r>
-        <w:t xml:space="preserve">        while True:</w:t>
-      </w:r>
-    </w:p>
-    <w:p>
-      <w:r>
-        <w:t xml:space="preserve">            try:</w:t>
-      </w:r>
-    </w:p>
-    <w:p>
-      <w:r>
-        <w:t xml:space="preserve">                value = int(input(f"{road} road: "))</w:t>
-      </w:r>
-    </w:p>
-    <w:p>
-      <w:r>
-        <w:t xml:space="preserve">                if 0 &lt;= value &lt;= MAX_LIMIT:</w:t>
-      </w:r>
-    </w:p>
-    <w:p>
-      <w:r>
-        <w:t xml:space="preserve">                    traffic[road] = value</w:t>
-      </w:r>
-    </w:p>
-    <w:p>
-      <w:r>
-        <w:t xml:space="preserve">                    break</w:t>
-      </w:r>
-    </w:p>
-    <w:p>
-      <w:r>
-        <w:t xml:space="preserve">                else:</w:t>
-      </w:r>
-    </w:p>
-    <w:p>
-      <w:r>
-        <w:t xml:space="preserve">                    </w:t>
-      </w:r>
-      <w:proofErr w:type="gramStart"/>
-      <w:r>
-        <w:t>print(</w:t>
-      </w:r>
-      <w:proofErr w:type="gramEnd"/>
-      <w:r>
-        <w:t>" Enter value between 0 and 15")</w:t>
-      </w:r>
-    </w:p>
-    <w:p>
-      <w:r>
-        <w:t xml:space="preserve">            except </w:t>
-      </w:r>
-      <w:proofErr w:type="spellStart"/>
-      <w:r>
-        <w:t>ValueError</w:t>
-      </w:r>
-      <w:proofErr w:type="spellEnd"/>
-      <w:r>
-        <w:t>:</w:t>
-      </w:r>
-    </w:p>
-    <w:p>
-      <w:r>
-        <w:t xml:space="preserve">                </w:t>
-      </w:r>
-      <w:proofErr w:type="gramStart"/>
-      <w:r>
-        <w:t>print(</w:t>
-      </w:r>
-      <w:proofErr w:type="gramEnd"/>
-      <w:r>
-        <w:t>" Enter a valid integer")</w:t>
+        <w:t xml:space="preserve">                print(" Enter a valid integer")</w:t>
       </w:r>
     </w:p>
     <w:p/>
@@ -1497,17 +1238,31 @@
       </w:r>
       <w:proofErr w:type="spellStart"/>
       <w:r>
-        <w:t>get_user_</w:t>
-      </w:r>
-      <w:proofErr w:type="gramStart"/>
-      <w:r>
-        <w:t>input</w:t>
+        <w:t>get_user_input</w:t>
       </w:r>
       <w:proofErr w:type="spellEnd"/>
       <w:r>
+        <w:t>()</w:t>
+      </w:r>
+    </w:p>
+    <w:p/>
+    <w:p>
+      <w:r>
+        <w:t xml:space="preserve">    agent = </w:t>
+      </w:r>
+      <w:proofErr w:type="spellStart"/>
+      <w:r>
+        <w:t>TrafficSignalAgent</w:t>
+      </w:r>
+      <w:proofErr w:type="spellEnd"/>
+      <w:r>
         <w:t>(</w:t>
       </w:r>
-      <w:proofErr w:type="gramEnd"/>
+      <w:proofErr w:type="spellStart"/>
+      <w:r>
+        <w:t>traffic_data</w:t>
+      </w:r>
+      <w:proofErr w:type="spellEnd"/>
       <w:r>
         <w:t>)</w:t>
       </w:r>
@@ -1515,50 +1270,20 @@
     <w:p/>
     <w:p>
       <w:r>
-        <w:t xml:space="preserve">    agent = </w:t>
+        <w:t xml:space="preserve">    MAX_CYCLES = 10</w:t>
+      </w:r>
+    </w:p>
+    <w:p>
+      <w:r>
+        <w:t xml:space="preserve">    </w:t>
       </w:r>
       <w:proofErr w:type="spellStart"/>
       <w:r>
-        <w:t>TrafficSignalAgent</w:t>
+        <w:t>greedy_best_first_search</w:t>
       </w:r>
       <w:proofErr w:type="spellEnd"/>
       <w:r>
-        <w:t>(</w:t>
-      </w:r>
-      <w:proofErr w:type="spellStart"/>
-      <w:r>
-        <w:t>traffic_data</w:t>
-      </w:r>
-      <w:proofErr w:type="spellEnd"/>
-      <w:r>
-        <w:t>)</w:t>
-      </w:r>
-    </w:p>
-    <w:p/>
-    <w:p>
-      <w:r>
-        <w:t xml:space="preserve">    MAX_CYCLES = 10</w:t>
-      </w:r>
-    </w:p>
-    <w:p>
-      <w:r>
-        <w:t xml:space="preserve">    </w:t>
-      </w:r>
-      <w:proofErr w:type="spellStart"/>
-      <w:r>
-        <w:t>greedy_best_first_</w:t>
-      </w:r>
-      <w:proofErr w:type="gramStart"/>
-      <w:r>
-        <w:t>search</w:t>
-      </w:r>
-      <w:proofErr w:type="spellEnd"/>
-      <w:r>
-        <w:t>(</w:t>
-      </w:r>
-      <w:proofErr w:type="gramEnd"/>
-      <w:r>
-        <w:t>agent, MAX_CYCLES)</w:t>
+        <w:t>(agent, MAX_CYCLES)</w:t>
       </w:r>
     </w:p>
     <w:p>
@@ -2096,29 +1821,16 @@
           <w14:ligatures w14:val="none"/>
         </w:rPr>
       </w:pPr>
-      <w:proofErr w:type="gramStart"/>
-      <w:r>
-        <w:rPr>
-          <w:rFonts w:ascii="Consolas" w:eastAsia="Times New Roman" w:hAnsi="Consolas" w:cs="Courier New"/>
-          <w:kern w:val="0"/>
-          <w:sz w:val="20"/>
-          <w:szCs w:val="20"/>
-          <w:lang w:eastAsia="en-IN" w:bidi="mr-IN"/>
-          <w14:ligatures w14:val="none"/>
-        </w:rPr>
-        <w:t>After :</w:t>
-      </w:r>
-      <w:proofErr w:type="gramEnd"/>
-      <w:r>
-        <w:rPr>
-          <w:rFonts w:ascii="Consolas" w:eastAsia="Times New Roman" w:hAnsi="Consolas" w:cs="Courier New"/>
-          <w:kern w:val="0"/>
-          <w:sz w:val="20"/>
-          <w:szCs w:val="20"/>
-          <w:lang w:eastAsia="en-IN" w:bidi="mr-IN"/>
-          <w14:ligatures w14:val="none"/>
-        </w:rPr>
-        <w:t xml:space="preserve"> {'North': 8, 'East': 9, 'South': 7, 'West': 8}</w:t>
+      <w:r>
+        <w:rPr>
+          <w:rFonts w:ascii="Consolas" w:eastAsia="Times New Roman" w:hAnsi="Consolas" w:cs="Courier New"/>
+          <w:kern w:val="0"/>
+          <w:sz w:val="20"/>
+          <w:szCs w:val="20"/>
+          <w:lang w:eastAsia="en-IN" w:bidi="mr-IN"/>
+          <w14:ligatures w14:val="none"/>
+        </w:rPr>
+        <w:t>After : {'North': 8, 'East': 9, 'South': 7, 'West': 8}</w:t>
       </w:r>
     </w:p>
     <w:p>
@@ -2274,29 +1986,16 @@
           <w14:ligatures w14:val="none"/>
         </w:rPr>
       </w:pPr>
-      <w:proofErr w:type="gramStart"/>
-      <w:r>
-        <w:rPr>
-          <w:rFonts w:ascii="Consolas" w:eastAsia="Times New Roman" w:hAnsi="Consolas" w:cs="Courier New"/>
-          <w:kern w:val="0"/>
-          <w:sz w:val="20"/>
-          <w:szCs w:val="20"/>
-          <w:lang w:eastAsia="en-IN" w:bidi="mr-IN"/>
-          <w14:ligatures w14:val="none"/>
-        </w:rPr>
-        <w:t>After :</w:t>
-      </w:r>
-      <w:proofErr w:type="gramEnd"/>
-      <w:r>
-        <w:rPr>
-          <w:rFonts w:ascii="Consolas" w:eastAsia="Times New Roman" w:hAnsi="Consolas" w:cs="Courier New"/>
-          <w:kern w:val="0"/>
-          <w:sz w:val="20"/>
-          <w:szCs w:val="20"/>
-          <w:lang w:eastAsia="en-IN" w:bidi="mr-IN"/>
-          <w14:ligatures w14:val="none"/>
-        </w:rPr>
-        <w:t xml:space="preserve"> {'North': 9, 'East': 6, 'South': 8, 'West': 9}</w:t>
+      <w:r>
+        <w:rPr>
+          <w:rFonts w:ascii="Consolas" w:eastAsia="Times New Roman" w:hAnsi="Consolas" w:cs="Courier New"/>
+          <w:kern w:val="0"/>
+          <w:sz w:val="20"/>
+          <w:szCs w:val="20"/>
+          <w:lang w:eastAsia="en-IN" w:bidi="mr-IN"/>
+          <w14:ligatures w14:val="none"/>
+        </w:rPr>
+        <w:t>After : {'North': 9, 'East': 6, 'South': 8, 'West': 9}</w:t>
       </w:r>
     </w:p>
     <w:p>
@@ -2452,29 +2151,16 @@
           <w14:ligatures w14:val="none"/>
         </w:rPr>
       </w:pPr>
-      <w:proofErr w:type="gramStart"/>
-      <w:r>
-        <w:rPr>
-          <w:rFonts w:ascii="Consolas" w:eastAsia="Times New Roman" w:hAnsi="Consolas" w:cs="Courier New"/>
-          <w:kern w:val="0"/>
-          <w:sz w:val="20"/>
-          <w:szCs w:val="20"/>
-          <w:lang w:eastAsia="en-IN" w:bidi="mr-IN"/>
-          <w14:ligatures w14:val="none"/>
-        </w:rPr>
-        <w:t>After :</w:t>
-      </w:r>
-      <w:proofErr w:type="gramEnd"/>
-      <w:r>
-        <w:rPr>
-          <w:rFonts w:ascii="Consolas" w:eastAsia="Times New Roman" w:hAnsi="Consolas" w:cs="Courier New"/>
-          <w:kern w:val="0"/>
-          <w:sz w:val="20"/>
-          <w:szCs w:val="20"/>
-          <w:lang w:eastAsia="en-IN" w:bidi="mr-IN"/>
-          <w14:ligatures w14:val="none"/>
-        </w:rPr>
-        <w:t xml:space="preserve"> {'North': 6, 'East': 7, 'South': 9, 'West': 10}</w:t>
+      <w:r>
+        <w:rPr>
+          <w:rFonts w:ascii="Consolas" w:eastAsia="Times New Roman" w:hAnsi="Consolas" w:cs="Courier New"/>
+          <w:kern w:val="0"/>
+          <w:sz w:val="20"/>
+          <w:szCs w:val="20"/>
+          <w:lang w:eastAsia="en-IN" w:bidi="mr-IN"/>
+          <w14:ligatures w14:val="none"/>
+        </w:rPr>
+        <w:t>After : {'North': 6, 'East': 7, 'South': 9, 'West': 10}</w:t>
       </w:r>
     </w:p>
     <w:p>
@@ -2630,29 +2316,16 @@
           <w14:ligatures w14:val="none"/>
         </w:rPr>
       </w:pPr>
-      <w:proofErr w:type="gramStart"/>
-      <w:r>
-        <w:rPr>
-          <w:rFonts w:ascii="Consolas" w:eastAsia="Times New Roman" w:hAnsi="Consolas" w:cs="Courier New"/>
-          <w:kern w:val="0"/>
-          <w:sz w:val="20"/>
-          <w:szCs w:val="20"/>
-          <w:lang w:eastAsia="en-IN" w:bidi="mr-IN"/>
-          <w14:ligatures w14:val="none"/>
-        </w:rPr>
-        <w:t>After :</w:t>
-      </w:r>
-      <w:proofErr w:type="gramEnd"/>
-      <w:r>
-        <w:rPr>
-          <w:rFonts w:ascii="Consolas" w:eastAsia="Times New Roman" w:hAnsi="Consolas" w:cs="Courier New"/>
-          <w:kern w:val="0"/>
-          <w:sz w:val="20"/>
-          <w:szCs w:val="20"/>
-          <w:lang w:eastAsia="en-IN" w:bidi="mr-IN"/>
-          <w14:ligatures w14:val="none"/>
-        </w:rPr>
-        <w:t xml:space="preserve"> {'North': 7, 'East': 8, 'South': 10, 'West': 7}</w:t>
+      <w:r>
+        <w:rPr>
+          <w:rFonts w:ascii="Consolas" w:eastAsia="Times New Roman" w:hAnsi="Consolas" w:cs="Courier New"/>
+          <w:kern w:val="0"/>
+          <w:sz w:val="20"/>
+          <w:szCs w:val="20"/>
+          <w:lang w:eastAsia="en-IN" w:bidi="mr-IN"/>
+          <w14:ligatures w14:val="none"/>
+        </w:rPr>
+        <w:t>After : {'North': 7, 'East': 8, 'South': 10, 'West': 7}</w:t>
       </w:r>
     </w:p>
     <w:p>
@@ -2808,7 +2481,6 @@
           <w14:ligatures w14:val="none"/>
         </w:rPr>
       </w:pPr>
-      <w:proofErr w:type="gramStart"/>
       <w:r>
         <w:rPr>
           <w:rFonts w:ascii="Consolas" w:eastAsia="Times New Roman" w:hAnsi="Consolas" w:cs="Courier New"/>
@@ -2819,19 +2491,7 @@
           <w14:ligatures w14:val="none"/>
         </w:rPr>
         <w:lastRenderedPageBreak/>
-        <w:t>After :</w:t>
-      </w:r>
-      <w:proofErr w:type="gramEnd"/>
-      <w:r>
-        <w:rPr>
-          <w:rFonts w:ascii="Consolas" w:eastAsia="Times New Roman" w:hAnsi="Consolas" w:cs="Courier New"/>
-          <w:kern w:val="0"/>
-          <w:sz w:val="20"/>
-          <w:szCs w:val="20"/>
-          <w:lang w:eastAsia="en-IN" w:bidi="mr-IN"/>
-          <w14:ligatures w14:val="none"/>
-        </w:rPr>
-        <w:t xml:space="preserve"> {'North': 8, 'East': 9, 'South': 7, 'West': 8}</w:t>
+        <w:t>After : {'North': 8, 'East': 9, 'South': 7, 'West': 8}</w:t>
       </w:r>
     </w:p>
     <w:p>
@@ -2987,29 +2647,16 @@
           <w14:ligatures w14:val="none"/>
         </w:rPr>
       </w:pPr>
-      <w:proofErr w:type="gramStart"/>
-      <w:r>
-        <w:rPr>
-          <w:rFonts w:ascii="Consolas" w:eastAsia="Times New Roman" w:hAnsi="Consolas" w:cs="Courier New"/>
-          <w:kern w:val="0"/>
-          <w:sz w:val="20"/>
-          <w:szCs w:val="20"/>
-          <w:lang w:eastAsia="en-IN" w:bidi="mr-IN"/>
-          <w14:ligatures w14:val="none"/>
-        </w:rPr>
-        <w:t>After :</w:t>
-      </w:r>
-      <w:proofErr w:type="gramEnd"/>
-      <w:r>
-        <w:rPr>
-          <w:rFonts w:ascii="Consolas" w:eastAsia="Times New Roman" w:hAnsi="Consolas" w:cs="Courier New"/>
-          <w:kern w:val="0"/>
-          <w:sz w:val="20"/>
-          <w:szCs w:val="20"/>
-          <w:lang w:eastAsia="en-IN" w:bidi="mr-IN"/>
-          <w14:ligatures w14:val="none"/>
-        </w:rPr>
-        <w:t xml:space="preserve"> {'North': 9, 'East': 6, 'South': 8, 'West': 9}</w:t>
+      <w:r>
+        <w:rPr>
+          <w:rFonts w:ascii="Consolas" w:eastAsia="Times New Roman" w:hAnsi="Consolas" w:cs="Courier New"/>
+          <w:kern w:val="0"/>
+          <w:sz w:val="20"/>
+          <w:szCs w:val="20"/>
+          <w:lang w:eastAsia="en-IN" w:bidi="mr-IN"/>
+          <w14:ligatures w14:val="none"/>
+        </w:rPr>
+        <w:t>After : {'North': 9, 'East': 6, 'South': 8, 'West': 9}</w:t>
       </w:r>
     </w:p>
     <w:p>
@@ -3165,29 +2812,16 @@
           <w14:ligatures w14:val="none"/>
         </w:rPr>
       </w:pPr>
-      <w:proofErr w:type="gramStart"/>
-      <w:r>
-        <w:rPr>
-          <w:rFonts w:ascii="Consolas" w:eastAsia="Times New Roman" w:hAnsi="Consolas" w:cs="Courier New"/>
-          <w:kern w:val="0"/>
-          <w:sz w:val="20"/>
-          <w:szCs w:val="20"/>
-          <w:lang w:eastAsia="en-IN" w:bidi="mr-IN"/>
-          <w14:ligatures w14:val="none"/>
-        </w:rPr>
-        <w:t>After :</w:t>
-      </w:r>
-      <w:proofErr w:type="gramEnd"/>
-      <w:r>
-        <w:rPr>
-          <w:rFonts w:ascii="Consolas" w:eastAsia="Times New Roman" w:hAnsi="Consolas" w:cs="Courier New"/>
-          <w:kern w:val="0"/>
-          <w:sz w:val="20"/>
-          <w:szCs w:val="20"/>
-          <w:lang w:eastAsia="en-IN" w:bidi="mr-IN"/>
-          <w14:ligatures w14:val="none"/>
-        </w:rPr>
-        <w:t xml:space="preserve"> {'North': 6, 'East': 7, 'South': 9, 'West': 10}</w:t>
+      <w:r>
+        <w:rPr>
+          <w:rFonts w:ascii="Consolas" w:eastAsia="Times New Roman" w:hAnsi="Consolas" w:cs="Courier New"/>
+          <w:kern w:val="0"/>
+          <w:sz w:val="20"/>
+          <w:szCs w:val="20"/>
+          <w:lang w:eastAsia="en-IN" w:bidi="mr-IN"/>
+          <w14:ligatures w14:val="none"/>
+        </w:rPr>
+        <w:t>After : {'North': 6, 'East': 7, 'South': 9, 'West': 10}</w:t>
       </w:r>
     </w:p>
     <w:p>
@@ -3343,29 +2977,16 @@
           <w14:ligatures w14:val="none"/>
         </w:rPr>
       </w:pPr>
-      <w:proofErr w:type="gramStart"/>
-      <w:r>
-        <w:rPr>
-          <w:rFonts w:ascii="Consolas" w:eastAsia="Times New Roman" w:hAnsi="Consolas" w:cs="Courier New"/>
-          <w:kern w:val="0"/>
-          <w:sz w:val="20"/>
-          <w:szCs w:val="20"/>
-          <w:lang w:eastAsia="en-IN" w:bidi="mr-IN"/>
-          <w14:ligatures w14:val="none"/>
-        </w:rPr>
-        <w:t>After :</w:t>
-      </w:r>
-      <w:proofErr w:type="gramEnd"/>
-      <w:r>
-        <w:rPr>
-          <w:rFonts w:ascii="Consolas" w:eastAsia="Times New Roman" w:hAnsi="Consolas" w:cs="Courier New"/>
-          <w:kern w:val="0"/>
-          <w:sz w:val="20"/>
-          <w:szCs w:val="20"/>
-          <w:lang w:eastAsia="en-IN" w:bidi="mr-IN"/>
-          <w14:ligatures w14:val="none"/>
-        </w:rPr>
-        <w:t xml:space="preserve"> {'North': 7, 'East': 8, 'South': 10, 'West': 7}</w:t>
+      <w:r>
+        <w:rPr>
+          <w:rFonts w:ascii="Consolas" w:eastAsia="Times New Roman" w:hAnsi="Consolas" w:cs="Courier New"/>
+          <w:kern w:val="0"/>
+          <w:sz w:val="20"/>
+          <w:szCs w:val="20"/>
+          <w:lang w:eastAsia="en-IN" w:bidi="mr-IN"/>
+          <w14:ligatures w14:val="none"/>
+        </w:rPr>
+        <w:t>After : {'North': 7, 'East': 8, 'South': 10, 'West': 7}</w:t>
       </w:r>
     </w:p>
     <w:p>
@@ -3521,29 +3142,16 @@
           <w14:ligatures w14:val="none"/>
         </w:rPr>
       </w:pPr>
-      <w:proofErr w:type="gramStart"/>
-      <w:r>
-        <w:rPr>
-          <w:rFonts w:ascii="Consolas" w:eastAsia="Times New Roman" w:hAnsi="Consolas" w:cs="Courier New"/>
-          <w:kern w:val="0"/>
-          <w:sz w:val="20"/>
-          <w:szCs w:val="20"/>
-          <w:lang w:eastAsia="en-IN" w:bidi="mr-IN"/>
-          <w14:ligatures w14:val="none"/>
-        </w:rPr>
-        <w:t>After :</w:t>
-      </w:r>
-      <w:proofErr w:type="gramEnd"/>
-      <w:r>
-        <w:rPr>
-          <w:rFonts w:ascii="Consolas" w:eastAsia="Times New Roman" w:hAnsi="Consolas" w:cs="Courier New"/>
-          <w:kern w:val="0"/>
-          <w:sz w:val="20"/>
-          <w:szCs w:val="20"/>
-          <w:lang w:eastAsia="en-IN" w:bidi="mr-IN"/>
-          <w14:ligatures w14:val="none"/>
-        </w:rPr>
-        <w:t xml:space="preserve"> {'North': 8, 'East': 9, 'South': 7, 'West': 8}</w:t>
+      <w:r>
+        <w:rPr>
+          <w:rFonts w:ascii="Consolas" w:eastAsia="Times New Roman" w:hAnsi="Consolas" w:cs="Courier New"/>
+          <w:kern w:val="0"/>
+          <w:sz w:val="20"/>
+          <w:szCs w:val="20"/>
+          <w:lang w:eastAsia="en-IN" w:bidi="mr-IN"/>
+          <w14:ligatures w14:val="none"/>
+        </w:rPr>
+        <w:t>After : {'North': 8, 'East': 9, 'South': 7, 'West': 8}</w:t>
       </w:r>
     </w:p>
     <w:p>
@@ -3699,29 +3307,16 @@
           <w14:ligatures w14:val="none"/>
         </w:rPr>
       </w:pPr>
-      <w:proofErr w:type="gramStart"/>
-      <w:r>
-        <w:rPr>
-          <w:rFonts w:ascii="Consolas" w:eastAsia="Times New Roman" w:hAnsi="Consolas" w:cs="Courier New"/>
-          <w:kern w:val="0"/>
-          <w:sz w:val="20"/>
-          <w:szCs w:val="20"/>
-          <w:lang w:eastAsia="en-IN" w:bidi="mr-IN"/>
-          <w14:ligatures w14:val="none"/>
-        </w:rPr>
-        <w:t>After :</w:t>
-      </w:r>
-      <w:proofErr w:type="gramEnd"/>
-      <w:r>
-        <w:rPr>
-          <w:rFonts w:ascii="Consolas" w:eastAsia="Times New Roman" w:hAnsi="Consolas" w:cs="Courier New"/>
-          <w:kern w:val="0"/>
-          <w:sz w:val="20"/>
-          <w:szCs w:val="20"/>
-          <w:lang w:eastAsia="en-IN" w:bidi="mr-IN"/>
-          <w14:ligatures w14:val="none"/>
-        </w:rPr>
-        <w:t xml:space="preserve"> {'North': 9, 'East': 6, 'South': 8, 'West': 9}</w:t>
+      <w:r>
+        <w:rPr>
+          <w:rFonts w:ascii="Consolas" w:eastAsia="Times New Roman" w:hAnsi="Consolas" w:cs="Courier New"/>
+          <w:kern w:val="0"/>
+          <w:sz w:val="20"/>
+          <w:szCs w:val="20"/>
+          <w:lang w:eastAsia="en-IN" w:bidi="mr-IN"/>
+          <w14:ligatures w14:val="none"/>
+        </w:rPr>
+        <w:t>After : {'North': 9, 'East': 6, 'South': 8, 'West': 9}</w:t>
       </w:r>
     </w:p>
     <w:p>
